--- a/arb/docx/028.content.docx
+++ b/arb/docx/028.content.docx
@@ -163,28 +163,6 @@
           <w:lang w:val="ar_AE" w:bidi="ar_AE"/>
         </w:rPr>
         <w:t>ذ</w:t>
-      </w:r>
-      <w:r>
-        <w:rPr>
-          <w:lang w:val="ar_AE" w:bidi="ar_AE"/>
-        </w:rPr>
-      </w:r>
-    </w:p>
-    <w:p>
-      <w:pPr>
-        <w:bidi/>
-      </w:pPr>
-      <w:r>
-        <w:rPr>
-          <w:lang w:val="ar_AE" w:bidi="ar_AE"/>
-        </w:rPr>
-      </w:r>
-      <w:r>
-        <w:rPr>
-          <w:i/>
-          <w:lang w:val="ar_AE" w:bidi="ar_AE"/>
-        </w:rPr>
-        <w:t>ذروة الكتاب المقدس</w:t>
       </w:r>
       <w:r>
         <w:rPr>

--- a/arb/docx/028.content.docx
+++ b/arb/docx/028.content.docx
@@ -22,7 +22,7 @@
         <w:rPr>
           <w:lang w:val="ar_AE" w:bidi="ar_AE"/>
         </w:rPr>
-        <w:t>Resource: Study Notes - Themes (Tyndale)</w:t>
+        <w:t>Resource: Tyndale Open Study Notes</w:t>
       </w:r>
       <w:r>
         <w:rPr>
@@ -122,7 +122,7 @@
         <w:rPr>
           <w:lang w:val="ar_AE" w:bidi="ar_AE"/>
         </w:rPr>
-        <w:t>Study Notes - Themes (Tyndale)</w:t>
+        <w:t>Tyndale Open Study Notes</w:t>
       </w:r>
     </w:p>
     <w:p>

--- a/arb/docx/028.content.docx
+++ b/arb/docx/028.content.docx
@@ -22,7 +22,7 @@
         <w:rPr>
           <w:lang w:val="ar_AE" w:bidi="ar_AE"/>
         </w:rPr>
-        <w:t>Resource: Tyndale Open Study Notes</w:t>
+        <w:t>Resource: Aquifer Open Study Notes (Themes)</w:t>
       </w:r>
       <w:r>
         <w:rPr>
@@ -122,7 +122,7 @@
         <w:rPr>
           <w:lang w:val="ar_AE" w:bidi="ar_AE"/>
         </w:rPr>
-        <w:t>Tyndale Open Study Notes</w:t>
+        <w:t>Aquifer Open Study Notes (Themes)</w:t>
       </w:r>
     </w:p>
     <w:p>

--- a/arb/docx/028.content.docx
+++ b/arb/docx/028.content.docx
@@ -9,6 +9,8 @@
       </w:pPr>
       <w:r>
         <w:rPr>
+          <w:rtl/>
+          <w:cs/>
           <w:lang w:val="ar_AE" w:bidi="ar_AE"/>
         </w:rPr>
       </w:r>
@@ -20,12 +22,16 @@
       </w:pPr>
       <w:r>
         <w:rPr>
+          <w:rtl/>
+          <w:cs/>
           <w:lang w:val="ar_AE" w:bidi="ar_AE"/>
         </w:rPr>
         <w:t>Resource: Aquifer Open Study Notes (Themes)</w:t>
       </w:r>
       <w:r>
         <w:rPr>
+          <w:rtl/>
+          <w:cs/>
           <w:lang w:val="ar_AE" w:bidi="ar_AE"/>
         </w:rPr>
       </w:r>
@@ -36,12 +42,16 @@
       </w:pPr>
       <w:r>
         <w:rPr>
+          <w:rtl/>
+          <w:cs/>
           <w:lang w:val="ar_AE" w:bidi="ar_AE"/>
         </w:rPr>
       </w:r>
       <w:r>
         <w:rPr>
           <w:b/>
+          <w:rtl/>
+          <w:cs/>
           <w:lang w:val="ar_AE" w:bidi="ar_AE"/>
         </w:rPr>
         <w:t>Aquifer Open Study Notes (Themes)</w:t>
@@ -53,35 +63,47 @@
       </w:pPr>
       <w:r>
         <w:rPr>
-          <w:lang w:val="ar_AE" w:bidi="ar_AE"/>
-        </w:rPr>
-      </w:r>
-      <w:r>
-        <w:rPr>
+          <w:rtl/>
+          <w:cs/>
+          <w:lang w:val="ar_AE" w:bidi="ar_AE"/>
+        </w:rPr>
+      </w:r>
+      <w:r>
+        <w:rPr>
+          <w:rtl/>
+          <w:cs/>
           <w:lang w:val="ar_AE" w:bidi="ar_AE"/>
         </w:rPr>
         <w:t xml:space="preserve">This work is an adaptation of </w:t>
       </w:r>
       <w:r>
         <w:rPr>
+          <w:rtl/>
+          <w:cs/>
           <w:lang w:val="ar_AE" w:bidi="ar_AE"/>
         </w:rPr>
         <w:t>Tyndale Open Study Notes</w:t>
       </w:r>
       <w:r>
         <w:rPr>
+          <w:rtl/>
+          <w:cs/>
           <w:lang w:val="ar_AE" w:bidi="ar_AE"/>
         </w:rPr>
         <w:t xml:space="preserve"> © 2023 Tyndale House Publishers, licensed under the CC BY-SA 4.0 license. The adaptation, </w:t>
       </w:r>
       <w:r>
         <w:rPr>
+          <w:rtl/>
+          <w:cs/>
           <w:lang w:val="ar_AE" w:bidi="ar_AE"/>
         </w:rPr>
         <w:t>Aquifer Open Study Notes</w:t>
       </w:r>
       <w:r>
         <w:rPr>
+          <w:rtl/>
+          <w:cs/>
           <w:lang w:val="ar_AE" w:bidi="ar_AE"/>
         </w:rPr>
         <w:t>, was created by Mission Mutual and is also licensed under CC BY-SA 4.0.</w:t>
@@ -93,22 +115,30 @@
       </w:pPr>
       <w:r>
         <w:rPr>
-          <w:lang w:val="ar_AE" w:bidi="ar_AE"/>
-        </w:rPr>
-      </w:r>
-      <w:r>
-        <w:rPr>
+          <w:rtl/>
+          <w:cs/>
+          <w:lang w:val="ar_AE" w:bidi="ar_AE"/>
+        </w:rPr>
+      </w:r>
+      <w:r>
+        <w:rPr>
+          <w:rtl/>
+          <w:cs/>
           <w:lang w:val="ar_AE" w:bidi="ar_AE"/>
         </w:rPr>
         <w:t>This resource has been adapted into multiple languages, including English, Tok Pisin, Arabic (عربي), French (Français), Hindi (हिंदी), Indonesian (Bahasa Indonesia), Portuguese (Português), Russian (Русский), Spanish (Español), Swahili (Kiswahili), and Simplified Chinese (简体中文).</w:t>
       </w:r>
       <w:r>
         <w:rPr>
-          <w:lang w:val="ar_AE" w:bidi="ar_AE"/>
-        </w:rPr>
-      </w:r>
-      <w:r>
-        <w:rPr>
+          <w:rtl/>
+          <w:cs/>
+          <w:lang w:val="ar_AE" w:bidi="ar_AE"/>
+        </w:rPr>
+      </w:r>
+      <w:r>
+        <w:rPr>
+          <w:rtl/>
+          <w:cs/>
           <w:lang w:val="ar_AE" w:bidi="ar_AE"/>
         </w:rPr>
       </w:r>
@@ -120,6 +150,8 @@
       </w:pPr>
       <w:r>
         <w:rPr>
+          <w:rtl/>
+          <w:cs/>
           <w:lang w:val="ar_AE" w:bidi="ar_AE"/>
         </w:rPr>
         <w:t>Aquifer Open Study Notes (Themes)</w:t>
@@ -149,6 +181,8 @@
       </w:pPr>
       <w:r>
         <w:rPr>
+          <w:rtl/>
+          <w:cs/>
           <w:lang w:val="ar_AE" w:bidi="ar_AE"/>
         </w:rPr>
       </w:r>
@@ -160,12 +194,16 @@
       </w:pPr>
       <w:r>
         <w:rPr>
+          <w:rtl/>
+          <w:cs/>
           <w:lang w:val="ar_AE" w:bidi="ar_AE"/>
         </w:rPr>
         <w:t>ذ</w:t>
       </w:r>
       <w:r>
         <w:rPr>
+          <w:rtl/>
+          <w:cs/>
           <w:lang w:val="ar_AE" w:bidi="ar_AE"/>
         </w:rPr>
       </w:r>
@@ -176,22 +214,30 @@
       </w:pPr>
       <w:r>
         <w:rPr>
-          <w:lang w:val="ar_AE" w:bidi="ar_AE"/>
-        </w:rPr>
-      </w:r>
-      <w:r>
-        <w:rPr>
+          <w:rtl/>
+          <w:cs/>
+          <w:lang w:val="ar_AE" w:bidi="ar_AE"/>
+        </w:rPr>
+      </w:r>
+      <w:r>
+        <w:rPr>
+          <w:rtl/>
+          <w:cs/>
           <w:lang w:val="ar_AE" w:bidi="ar_AE"/>
         </w:rPr>
         <w:t xml:space="preserve"> </w:t>
       </w:r>
       <w:r>
         <w:rPr>
-          <w:lang w:val="ar_AE" w:bidi="ar_AE"/>
-        </w:rPr>
-      </w:r>
-      <w:r>
-        <w:rPr>
+          <w:rtl/>
+          <w:cs/>
+          <w:lang w:val="ar_AE" w:bidi="ar_AE"/>
+        </w:rPr>
+      </w:r>
+      <w:r>
+        <w:rPr>
+          <w:rtl/>
+          <w:cs/>
           <w:lang w:val="ar_AE" w:bidi="ar_AE"/>
         </w:rPr>
       </w:r>
@@ -217,6 +263,8 @@
       </w:pPr>
       <w:r>
         <w:rPr>
+          <w:rtl/>
+          <w:cs/>
           <w:lang w:val="ar_AE" w:bidi="ar_AE"/>
         </w:rPr>
       </w:r>
@@ -228,12 +276,16 @@
       </w:pPr>
       <w:r>
         <w:rPr>
+          <w:rtl/>
+          <w:cs/>
           <w:lang w:val="ar_AE" w:bidi="ar_AE"/>
         </w:rPr>
         <w:t>ذروة الكتاب المقدس</w:t>
       </w:r>
       <w:r>
         <w:rPr>
+          <w:rtl/>
+          <w:cs/>
           <w:lang w:val="ar_AE" w:bidi="ar_AE"/>
         </w:rPr>
       </w:r>
@@ -244,11 +296,15 @@
       </w:pPr>
       <w:r>
         <w:rPr>
-          <w:lang w:val="ar_AE" w:bidi="ar_AE"/>
-        </w:rPr>
-      </w:r>
-      <w:r>
-        <w:rPr>
+          <w:rtl/>
+          <w:cs/>
+          <w:lang w:val="ar_AE" w:bidi="ar_AE"/>
+        </w:rPr>
+      </w:r>
+      <w:r>
+        <w:rPr>
+          <w:rtl/>
+          <w:cs/>
           <w:lang w:val="ar_AE" w:bidi="ar_AE"/>
         </w:rPr>
         <w:t>إن قصة تلميذي عمواس في الأناجيل ذات أهمية كبيرة، فهي تُظهِر انتصار يسوع على الموت، وتُعلِن عن دوره بوصفه المسيّا (المختار من الله). كما أنها ترتبط بنبوات العهد القديم التي تكلّمت عنه.</w:t>
@@ -260,11 +316,15 @@
       </w:pPr>
       <w:r>
         <w:rPr>
-          <w:lang w:val="ar_AE" w:bidi="ar_AE"/>
-        </w:rPr>
-      </w:r>
-      <w:r>
-        <w:rPr>
+          <w:rtl/>
+          <w:cs/>
+          <w:lang w:val="ar_AE" w:bidi="ar_AE"/>
+        </w:rPr>
+      </w:r>
+      <w:r>
+        <w:rPr>
+          <w:rtl/>
+          <w:cs/>
           <w:lang w:val="ar_AE" w:bidi="ar_AE"/>
         </w:rPr>
         <w:t>قال التلميذان لرفيقهما المجهول في الطريق إن يسوع كان نبيًا عظيمًا بسبب تعاليمه ومعجزاته، وأنهما كانا يرجوان أن يكون هو المسيّا. ولكن بعد أن أمسكه رؤساء اليهود وصلبوه، أُصيبا هذان التلميذان بحالة من اليأس والإحباط.</w:t>
@@ -276,23 +336,31 @@
       </w:pPr>
       <w:r>
         <w:rPr>
-          <w:lang w:val="ar_AE" w:bidi="ar_AE"/>
-        </w:rPr>
-      </w:r>
-      <w:r>
-        <w:rPr>
+          <w:rtl/>
+          <w:cs/>
+          <w:lang w:val="ar_AE" w:bidi="ar_AE"/>
+        </w:rPr>
+      </w:r>
+      <w:r>
+        <w:rPr>
+          <w:rtl/>
+          <w:cs/>
           <w:lang w:val="ar_AE" w:bidi="ar_AE"/>
         </w:rPr>
         <w:t>وبّخهم يسوع لعدم قراءتهم الدقيقة للكتب المقدسة. فقد تنبأت الكتب المقدسة دائمًا بآلام المسيّا. ثم يصف الرسول لوقا كيف رافق يسوع التلميذين في رحلة في الكتب المقدسة، وأخذ “</w:t>
       </w:r>
       <w:r>
         <w:rPr>
+          <w:rtl/>
+          <w:cs/>
           <w:lang w:val="ar_AE" w:bidi="ar_AE"/>
         </w:rPr>
         <w:t>يُفَسِّرُ لَهُمَا ٱلْأُمُورَ ٱلْمُخْتَصَّةَ بِهِ فِي جَمِيعِ ٱلْكُتُبِ.</w:t>
       </w:r>
       <w:r>
         <w:rPr>
+          <w:rtl/>
+          <w:cs/>
           <w:lang w:val="ar_AE" w:bidi="ar_AE"/>
         </w:rPr>
         <w:t>” (</w:t>
@@ -300,6 +368,8 @@
       <w:hyperlink r:id="rId13">
         <w:r>
           <w:rPr>
+            <w:rtl/>
+            <w:cs/>
             <w:lang w:val="ar_AE" w:bidi="ar_AE"/>
           </w:rPr>
           <w:rPr>
@@ -311,6 +381,8 @@
       </w:hyperlink>
       <w:r>
         <w:rPr>
+          <w:rtl/>
+          <w:cs/>
           <w:lang w:val="ar_AE" w:bidi="ar_AE"/>
         </w:rPr>
         <w:t>).</w:t>
@@ -322,11 +394,15 @@
       </w:pPr>
       <w:r>
         <w:rPr>
-          <w:lang w:val="ar_AE" w:bidi="ar_AE"/>
-        </w:rPr>
-      </w:r>
-      <w:r>
-        <w:rPr>
+          <w:rtl/>
+          <w:cs/>
+          <w:lang w:val="ar_AE" w:bidi="ar_AE"/>
+        </w:rPr>
+      </w:r>
+      <w:r>
+        <w:rPr>
+          <w:rtl/>
+          <w:cs/>
           <w:lang w:val="ar_AE" w:bidi="ar_AE"/>
         </w:rPr>
         <w:t>لا يشير يسوع إلى أي مقاطع من العهد القديم تتحدث عن المسيا المتألم. ومع ذلك، تشير مقاطع أخرى من كتابات لوقا إلى نصوص مختلفة:</w:t>
@@ -341,11 +417,15 @@
       </w:pPr>
       <w:r>
         <w:rPr>
-          <w:lang w:val="ar_AE" w:bidi="ar_AE"/>
-        </w:rPr>
-      </w:r>
-      <w:r>
-        <w:rPr>
+          <w:rtl/>
+          <w:cs/>
+          <w:lang w:val="ar_AE" w:bidi="ar_AE"/>
+        </w:rPr>
+      </w:r>
+      <w:r>
+        <w:rPr>
+          <w:rtl/>
+          <w:cs/>
           <w:lang w:val="ar_AE" w:bidi="ar_AE"/>
         </w:rPr>
         <w:t>يسوع هو "الحجر الذي رفضه البنّاؤون" والذي "صار رأس الزاوية"، في بناء هيكل الله الجديد (</w:t>
@@ -353,6 +433,8 @@
       <w:hyperlink r:id="rId14">
         <w:r>
           <w:rPr>
+            <w:rtl/>
+            <w:cs/>
             <w:lang w:val="ar_AE" w:bidi="ar_AE"/>
           </w:rPr>
           <w:rPr>
@@ -364,6 +446,8 @@
       </w:hyperlink>
       <w:r>
         <w:rPr>
+          <w:rtl/>
+          <w:cs/>
           <w:lang w:val="ar_AE" w:bidi="ar_AE"/>
         </w:rPr>
         <w:t xml:space="preserve">، مقتبس في </w:t>
@@ -371,6 +455,8 @@
       <w:hyperlink r:id="rId15">
         <w:r>
           <w:rPr>
+            <w:rtl/>
+            <w:cs/>
             <w:lang w:val="ar_AE" w:bidi="ar_AE"/>
           </w:rPr>
           <w:rPr>
@@ -382,6 +468,8 @@
       </w:hyperlink>
       <w:r>
         <w:rPr>
+          <w:rtl/>
+          <w:cs/>
           <w:lang w:val="ar_AE" w:bidi="ar_AE"/>
         </w:rPr>
         <w:t>).</w:t>
@@ -396,11 +484,15 @@
       </w:pPr>
       <w:r>
         <w:rPr>
-          <w:lang w:val="ar_AE" w:bidi="ar_AE"/>
-        </w:rPr>
-      </w:r>
-      <w:r>
-        <w:rPr>
+          <w:rtl/>
+          <w:cs/>
+          <w:lang w:val="ar_AE" w:bidi="ar_AE"/>
+        </w:rPr>
+      </w:r>
+      <w:r>
+        <w:rPr>
+          <w:rtl/>
+          <w:cs/>
           <w:lang w:val="ar_AE" w:bidi="ar_AE"/>
         </w:rPr>
         <w:t>هو عبد الرب المتألم، الذي عومِل كما لو كان مجرمًا عاديًا (</w:t>
@@ -408,6 +500,8 @@
       <w:hyperlink r:id="rId16">
         <w:r>
           <w:rPr>
+            <w:rtl/>
+            <w:cs/>
             <w:lang w:val="ar_AE" w:bidi="ar_AE"/>
           </w:rPr>
           <w:rPr>
@@ -419,6 +513,8 @@
       </w:hyperlink>
       <w:r>
         <w:rPr>
+          <w:rtl/>
+          <w:cs/>
           <w:lang w:val="ar_AE" w:bidi="ar_AE"/>
         </w:rPr>
         <w:t xml:space="preserve">، مقتبس في </w:t>
@@ -426,6 +522,8 @@
       <w:hyperlink r:id="rId17">
         <w:r>
           <w:rPr>
+            <w:rtl/>
+            <w:cs/>
             <w:lang w:val="ar_AE" w:bidi="ar_AE"/>
           </w:rPr>
           <w:rPr>
@@ -437,6 +535,8 @@
       </w:hyperlink>
       <w:r>
         <w:rPr>
+          <w:rtl/>
+          <w:cs/>
           <w:lang w:val="ar_AE" w:bidi="ar_AE"/>
         </w:rPr>
         <w:t>).</w:t>
@@ -451,11 +551,15 @@
       </w:pPr>
       <w:r>
         <w:rPr>
-          <w:lang w:val="ar_AE" w:bidi="ar_AE"/>
-        </w:rPr>
-      </w:r>
-      <w:r>
-        <w:rPr>
+          <w:rtl/>
+          <w:cs/>
+          <w:lang w:val="ar_AE" w:bidi="ar_AE"/>
+        </w:rPr>
+      </w:r>
+      <w:r>
+        <w:rPr>
+          <w:rtl/>
+          <w:cs/>
           <w:lang w:val="ar_AE" w:bidi="ar_AE"/>
         </w:rPr>
         <w:t>خصومه يسخرون منه ويهينونه ويبصقون عليه (</w:t>
@@ -463,6 +567,8 @@
       <w:hyperlink r:id="rId18">
         <w:r>
           <w:rPr>
+            <w:rtl/>
+            <w:cs/>
             <w:lang w:val="ar_AE" w:bidi="ar_AE"/>
           </w:rPr>
           <w:rPr>
@@ -474,6 +580,8 @@
       </w:hyperlink>
       <w:r>
         <w:rPr>
+          <w:rtl/>
+          <w:cs/>
           <w:lang w:val="ar_AE" w:bidi="ar_AE"/>
         </w:rPr>
         <w:t xml:space="preserve">، كما يُلمَّح إليه في </w:t>
@@ -481,6 +589,8 @@
       <w:hyperlink r:id="rId19">
         <w:r>
           <w:rPr>
+            <w:rtl/>
+            <w:cs/>
             <w:lang w:val="ar_AE" w:bidi="ar_AE"/>
           </w:rPr>
           <w:rPr>
@@ -492,6 +602,8 @@
       </w:hyperlink>
       <w:r>
         <w:rPr>
+          <w:rtl/>
+          <w:cs/>
           <w:lang w:val="ar_AE" w:bidi="ar_AE"/>
         </w:rPr>
         <w:t>).</w:t>
@@ -506,11 +618,15 @@
       </w:pPr>
       <w:r>
         <w:rPr>
-          <w:lang w:val="ar_AE" w:bidi="ar_AE"/>
-        </w:rPr>
-      </w:r>
-      <w:r>
-        <w:rPr>
+          <w:rtl/>
+          <w:cs/>
+          <w:lang w:val="ar_AE" w:bidi="ar_AE"/>
+        </w:rPr>
+      </w:r>
+      <w:r>
+        <w:rPr>
+          <w:rtl/>
+          <w:cs/>
           <w:lang w:val="ar_AE" w:bidi="ar_AE"/>
         </w:rPr>
         <w:t>هو الملك الممسوح الذي رفضه القادة وشعب إسرائيل، لكنه أُعلن بريئًا من قبل الله (</w:t>
@@ -518,6 +634,8 @@
       <w:hyperlink r:id="rId20">
         <w:r>
           <w:rPr>
+            <w:rtl/>
+            <w:cs/>
             <w:lang w:val="ar_AE" w:bidi="ar_AE"/>
           </w:rPr>
           <w:rPr>
@@ -529,6 +647,8 @@
       </w:hyperlink>
       <w:r>
         <w:rPr>
+          <w:rtl/>
+          <w:cs/>
           <w:lang w:val="ar_AE" w:bidi="ar_AE"/>
         </w:rPr>
         <w:t xml:space="preserve">، مُقتبس في </w:t>
@@ -536,6 +656,8 @@
       <w:hyperlink r:id="rId21">
         <w:r>
           <w:rPr>
+            <w:rtl/>
+            <w:cs/>
             <w:lang w:val="ar_AE" w:bidi="ar_AE"/>
           </w:rPr>
           <w:rPr>
@@ -547,6 +669,8 @@
       </w:hyperlink>
       <w:r>
         <w:rPr>
+          <w:rtl/>
+          <w:cs/>
           <w:lang w:val="ar_AE" w:bidi="ar_AE"/>
         </w:rPr>
         <w:t>).</w:t>
@@ -561,11 +685,15 @@
       </w:pPr>
       <w:r>
         <w:rPr>
-          <w:lang w:val="ar_AE" w:bidi="ar_AE"/>
-        </w:rPr>
-      </w:r>
-      <w:r>
-        <w:rPr>
+          <w:rtl/>
+          <w:cs/>
+          <w:lang w:val="ar_AE" w:bidi="ar_AE"/>
+        </w:rPr>
+      </w:r>
+      <w:r>
+        <w:rPr>
+          <w:rtl/>
+          <w:cs/>
           <w:lang w:val="ar_AE" w:bidi="ar_AE"/>
         </w:rPr>
         <w:t>هو من نسل الملك داود الذي لن يتركه الله في القبر (</w:t>
@@ -573,6 +701,8 @@
       <w:hyperlink r:id="rId22">
         <w:r>
           <w:rPr>
+            <w:rtl/>
+            <w:cs/>
             <w:lang w:val="ar_AE" w:bidi="ar_AE"/>
           </w:rPr>
           <w:rPr>
@@ -584,6 +714,8 @@
       </w:hyperlink>
       <w:r>
         <w:rPr>
+          <w:rtl/>
+          <w:cs/>
           <w:lang w:val="ar_AE" w:bidi="ar_AE"/>
         </w:rPr>
         <w:t xml:space="preserve">، كما ورد في </w:t>
@@ -591,6 +723,8 @@
       <w:hyperlink r:id="rId23">
         <w:r>
           <w:rPr>
+            <w:rtl/>
+            <w:cs/>
             <w:lang w:val="ar_AE" w:bidi="ar_AE"/>
           </w:rPr>
           <w:rPr>
@@ -602,6 +736,8 @@
       </w:hyperlink>
       <w:r>
         <w:rPr>
+          <w:rtl/>
+          <w:cs/>
           <w:lang w:val="ar_AE" w:bidi="ar_AE"/>
         </w:rPr>
         <w:t>).</w:t>
@@ -613,11 +749,15 @@
       </w:pPr>
       <w:r>
         <w:rPr>
-          <w:lang w:val="ar_AE" w:bidi="ar_AE"/>
-        </w:rPr>
-      </w:r>
-      <w:r>
-        <w:rPr>
+          <w:rtl/>
+          <w:cs/>
+          <w:lang w:val="ar_AE" w:bidi="ar_AE"/>
+        </w:rPr>
+      </w:r>
+      <w:r>
+        <w:rPr>
+          <w:rtl/>
+          <w:cs/>
           <w:lang w:val="ar_AE" w:bidi="ar_AE"/>
         </w:rPr>
         <w:t xml:space="preserve">وفقًا لما ورد في </w:t>
@@ -625,6 +765,8 @@
       <w:hyperlink r:id="rId13">
         <w:r>
           <w:rPr>
+            <w:rtl/>
+            <w:cs/>
             <w:lang w:val="ar_AE" w:bidi="ar_AE"/>
           </w:rPr>
           <w:rPr>
@@ -636,18 +778,24 @@
       </w:hyperlink>
       <w:r>
         <w:rPr>
+          <w:rtl/>
+          <w:cs/>
           <w:lang w:val="ar_AE" w:bidi="ar_AE"/>
         </w:rPr>
         <w:t>، قام يسوع باستعراض تاريخ إسرائيل وأوضح كيف أن هذا التاريخ يتنبأ ويتمم غايته (الذروة) في شخص يسوع المسيّا، وكيل الله للخلاص. هذا يشبه وصف الرسول بولس للمسيح بأنه "</w:t>
       </w:r>
       <w:r>
         <w:rPr>
+          <w:rtl/>
+          <w:cs/>
           <w:lang w:val="ar_AE" w:bidi="ar_AE"/>
         </w:rPr>
         <w:t>غَايَةَ ٱلنَّامُوسِ</w:t>
       </w:r>
       <w:r>
         <w:rPr>
+          <w:rtl/>
+          <w:cs/>
           <w:lang w:val="ar_AE" w:bidi="ar_AE"/>
         </w:rPr>
         <w:t>" (</w:t>
@@ -655,6 +803,8 @@
       <w:hyperlink r:id="rId24">
         <w:r>
           <w:rPr>
+            <w:rtl/>
+            <w:cs/>
             <w:lang w:val="ar_AE" w:bidi="ar_AE"/>
           </w:rPr>
           <w:rPr>
@@ -666,6 +816,8 @@
       </w:hyperlink>
       <w:r>
         <w:rPr>
+          <w:rtl/>
+          <w:cs/>
           <w:lang w:val="ar_AE" w:bidi="ar_AE"/>
         </w:rPr>
         <w:t>). جميع أسفار العهد القديم، بما في ذلك ناموس موسى والأنبياء والمزامير، تظهر قصة الله للخلاص (</w:t>
@@ -673,6 +825,8 @@
       <w:hyperlink r:id="rId25">
         <w:r>
           <w:rPr>
+            <w:rtl/>
+            <w:cs/>
             <w:lang w:val="ar_AE" w:bidi="ar_AE"/>
           </w:rPr>
           <w:rPr>
@@ -684,6 +838,8 @@
       </w:hyperlink>
       <w:r>
         <w:rPr>
+          <w:rtl/>
+          <w:cs/>
           <w:lang w:val="ar_AE" w:bidi="ar_AE"/>
         </w:rPr>
         <w:t>). وتبلغ هذه القصة غايتها في حياة يسوع وموته وقيامته.</w:t>
@@ -695,12 +851,16 @@
       </w:pPr>
       <w:r>
         <w:rPr>
+          <w:rtl/>
+          <w:cs/>
           <w:lang w:val="ar_AE" w:bidi="ar_AE"/>
         </w:rPr>
       </w:r>
       <w:r>
         <w:rPr>
           <w:u w:val="single"/>
+          <w:rtl/>
+          <w:cs/>
           <w:lang w:val="ar_AE" w:bidi="ar_AE"/>
         </w:rPr>
         <w:t xml:space="preserve">مقاطع لمزيد من الدراسة </w:t>
@@ -712,12 +872,16 @@
       </w:pPr>
       <w:r>
         <w:rPr>
+          <w:rtl/>
+          <w:cs/>
           <w:lang w:val="ar_AE" w:bidi="ar_AE"/>
         </w:rPr>
       </w:r>
       <w:hyperlink r:id="rId26">
         <w:r>
           <w:rPr>
+            <w:rtl/>
+            <w:cs/>
             <w:lang w:val="ar_AE" w:bidi="ar_AE"/>
           </w:rPr>
           <w:rPr>
@@ -729,6 +893,8 @@
       </w:hyperlink>
       <w:r>
         <w:rPr>
+          <w:rtl/>
+          <w:cs/>
           <w:lang w:val="ar_AE" w:bidi="ar_AE"/>
         </w:rPr>
         <w:t xml:space="preserve">; </w:t>
@@ -736,6 +902,8 @@
       <w:hyperlink r:id="rId24">
         <w:r>
           <w:rPr>
+            <w:rtl/>
+            <w:cs/>
             <w:lang w:val="ar_AE" w:bidi="ar_AE"/>
           </w:rPr>
           <w:rPr>
@@ -747,11 +915,15 @@
       </w:hyperlink>
       <w:r>
         <w:rPr>
-          <w:lang w:val="ar_AE" w:bidi="ar_AE"/>
-        </w:rPr>
-      </w:r>
-      <w:r>
-        <w:rPr>
+          <w:rtl/>
+          <w:cs/>
+          <w:lang w:val="ar_AE" w:bidi="ar_AE"/>
+        </w:rPr>
+      </w:r>
+      <w:r>
+        <w:rPr>
+          <w:rtl/>
+          <w:cs/>
           <w:lang w:val="ar_AE" w:bidi="ar_AE"/>
         </w:rPr>
       </w:r>

--- a/arb/docx/028.content.docx
+++ b/arb/docx/028.content.docx
@@ -365,20 +365,14 @@
         </w:rPr>
         <w:t>” (</w:t>
       </w:r>
-      <w:hyperlink r:id="rId13">
-        <w:r>
-          <w:rPr>
-            <w:rtl/>
-            <w:cs/>
-            <w:lang w:val="ar_AE" w:bidi="ar_AE"/>
-          </w:rPr>
-          <w:rPr>
-            <w:color w:val="0000EE"/>
-            <w:u w:val="single"/>
-          </w:rPr>
-          <w:t>لوقا 24:27</w:t>
-        </w:r>
-      </w:hyperlink>
+      <w:r>
+        <w:rPr>
+          <w:rtl/>
+          <w:cs/>
+          <w:lang w:val="ar_AE" w:bidi="ar_AE"/>
+        </w:rPr>
+        <w:t>لوقا 24:27</w:t>
+      </w:r>
       <w:r>
         <w:rPr>
           <w:rtl/>
@@ -430,20 +424,14 @@
         </w:rPr>
         <w:t>يسوع هو "الحجر الذي رفضه البنّاؤون" والذي "صار رأس الزاوية"، في بناء هيكل الله الجديد (</w:t>
       </w:r>
-      <w:hyperlink r:id="rId14">
-        <w:r>
-          <w:rPr>
-            <w:rtl/>
-            <w:cs/>
-            <w:lang w:val="ar_AE" w:bidi="ar_AE"/>
-          </w:rPr>
-          <w:rPr>
-            <w:color w:val="0000EE"/>
-            <w:u w:val="single"/>
-          </w:rPr>
-          <w:t>مزمور 118:22</w:t>
-        </w:r>
-      </w:hyperlink>
+      <w:r>
+        <w:rPr>
+          <w:rtl/>
+          <w:cs/>
+          <w:lang w:val="ar_AE" w:bidi="ar_AE"/>
+        </w:rPr>
+        <w:t>مزمور 118:22</w:t>
+      </w:r>
       <w:r>
         <w:rPr>
           <w:rtl/>
@@ -452,20 +440,14 @@
         </w:rPr>
         <w:t xml:space="preserve">، مقتبس في </w:t>
       </w:r>
-      <w:hyperlink r:id="rId15">
-        <w:r>
-          <w:rPr>
-            <w:rtl/>
-            <w:cs/>
-            <w:lang w:val="ar_AE" w:bidi="ar_AE"/>
-          </w:rPr>
-          <w:rPr>
-            <w:color w:val="0000EE"/>
-            <w:u w:val="single"/>
-          </w:rPr>
-          <w:t>لوقا 20:17</w:t>
-        </w:r>
-      </w:hyperlink>
+      <w:r>
+        <w:rPr>
+          <w:rtl/>
+          <w:cs/>
+          <w:lang w:val="ar_AE" w:bidi="ar_AE"/>
+        </w:rPr>
+        <w:t>لوقا 20:17</w:t>
+      </w:r>
       <w:r>
         <w:rPr>
           <w:rtl/>
@@ -497,20 +479,14 @@
         </w:rPr>
         <w:t>هو عبد الرب المتألم، الذي عومِل كما لو كان مجرمًا عاديًا (</w:t>
       </w:r>
-      <w:hyperlink r:id="rId16">
-        <w:r>
-          <w:rPr>
-            <w:rtl/>
-            <w:cs/>
-            <w:lang w:val="ar_AE" w:bidi="ar_AE"/>
-          </w:rPr>
-          <w:rPr>
-            <w:color w:val="0000EE"/>
-            <w:u w:val="single"/>
-          </w:rPr>
-          <w:t>إشعياء 53:12</w:t>
-        </w:r>
-      </w:hyperlink>
+      <w:r>
+        <w:rPr>
+          <w:rtl/>
+          <w:cs/>
+          <w:lang w:val="ar_AE" w:bidi="ar_AE"/>
+        </w:rPr>
+        <w:t>إشعياء 53:12</w:t>
+      </w:r>
       <w:r>
         <w:rPr>
           <w:rtl/>
@@ -519,20 +495,14 @@
         </w:rPr>
         <w:t xml:space="preserve">، مقتبس في </w:t>
       </w:r>
-      <w:hyperlink r:id="rId17">
-        <w:r>
-          <w:rPr>
-            <w:rtl/>
-            <w:cs/>
-            <w:lang w:val="ar_AE" w:bidi="ar_AE"/>
-          </w:rPr>
-          <w:rPr>
-            <w:color w:val="0000EE"/>
-            <w:u w:val="single"/>
-          </w:rPr>
-          <w:t>لوقا 22:37</w:t>
-        </w:r>
-      </w:hyperlink>
+      <w:r>
+        <w:rPr>
+          <w:rtl/>
+          <w:cs/>
+          <w:lang w:val="ar_AE" w:bidi="ar_AE"/>
+        </w:rPr>
+        <w:t>لوقا 22:37</w:t>
+      </w:r>
       <w:r>
         <w:rPr>
           <w:rtl/>
@@ -564,20 +534,14 @@
         </w:rPr>
         <w:t>خصومه يسخرون منه ويهينونه ويبصقون عليه (</w:t>
       </w:r>
-      <w:hyperlink r:id="rId18">
-        <w:r>
-          <w:rPr>
-            <w:rtl/>
-            <w:cs/>
-            <w:lang w:val="ar_AE" w:bidi="ar_AE"/>
-          </w:rPr>
-          <w:rPr>
-            <w:color w:val="0000EE"/>
-            <w:u w:val="single"/>
-          </w:rPr>
-          <w:t>إشعياء 50:6</w:t>
-        </w:r>
-      </w:hyperlink>
+      <w:r>
+        <w:rPr>
+          <w:rtl/>
+          <w:cs/>
+          <w:lang w:val="ar_AE" w:bidi="ar_AE"/>
+        </w:rPr>
+        <w:t>إشعياء 50:6</w:t>
+      </w:r>
       <w:r>
         <w:rPr>
           <w:rtl/>
@@ -586,20 +550,14 @@
         </w:rPr>
         <w:t xml:space="preserve">، كما يُلمَّح إليه في </w:t>
       </w:r>
-      <w:hyperlink r:id="rId19">
-        <w:r>
-          <w:rPr>
-            <w:rtl/>
-            <w:cs/>
-            <w:lang w:val="ar_AE" w:bidi="ar_AE"/>
-          </w:rPr>
-          <w:rPr>
-            <w:color w:val="0000EE"/>
-            <w:u w:val="single"/>
-          </w:rPr>
-          <w:t>لوقا 18:32</w:t>
-        </w:r>
-      </w:hyperlink>
+      <w:r>
+        <w:rPr>
+          <w:rtl/>
+          <w:cs/>
+          <w:lang w:val="ar_AE" w:bidi="ar_AE"/>
+        </w:rPr>
+        <w:t>لوقا 18:32</w:t>
+      </w:r>
       <w:r>
         <w:rPr>
           <w:rtl/>
@@ -631,20 +589,14 @@
         </w:rPr>
         <w:t>هو الملك الممسوح الذي رفضه القادة وشعب إسرائيل، لكنه أُعلن بريئًا من قبل الله (</w:t>
       </w:r>
-      <w:hyperlink r:id="rId20">
-        <w:r>
-          <w:rPr>
-            <w:rtl/>
-            <w:cs/>
-            <w:lang w:val="ar_AE" w:bidi="ar_AE"/>
-          </w:rPr>
-          <w:rPr>
-            <w:color w:val="0000EE"/>
-            <w:u w:val="single"/>
-          </w:rPr>
-          <w:t>مزمور 2:1–2</w:t>
-        </w:r>
-      </w:hyperlink>
+      <w:r>
+        <w:rPr>
+          <w:rtl/>
+          <w:cs/>
+          <w:lang w:val="ar_AE" w:bidi="ar_AE"/>
+        </w:rPr>
+        <w:t>مزمور 2:1–2</w:t>
+      </w:r>
       <w:r>
         <w:rPr>
           <w:rtl/>
@@ -653,20 +605,14 @@
         </w:rPr>
         <w:t xml:space="preserve">، مُقتبس في </w:t>
       </w:r>
-      <w:hyperlink r:id="rId21">
-        <w:r>
-          <w:rPr>
-            <w:rtl/>
-            <w:cs/>
-            <w:lang w:val="ar_AE" w:bidi="ar_AE"/>
-          </w:rPr>
-          <w:rPr>
-            <w:color w:val="0000EE"/>
-            <w:u w:val="single"/>
-          </w:rPr>
-          <w:t>أعمال الرسل 4:25–28</w:t>
-        </w:r>
-      </w:hyperlink>
+      <w:r>
+        <w:rPr>
+          <w:rtl/>
+          <w:cs/>
+          <w:lang w:val="ar_AE" w:bidi="ar_AE"/>
+        </w:rPr>
+        <w:t>أعمال الرسل 4:25–28</w:t>
+      </w:r>
       <w:r>
         <w:rPr>
           <w:rtl/>
@@ -698,20 +644,14 @@
         </w:rPr>
         <w:t>هو من نسل الملك داود الذي لن يتركه الله في القبر (</w:t>
       </w:r>
-      <w:hyperlink r:id="rId22">
-        <w:r>
-          <w:rPr>
-            <w:rtl/>
-            <w:cs/>
-            <w:lang w:val="ar_AE" w:bidi="ar_AE"/>
-          </w:rPr>
-          <w:rPr>
-            <w:color w:val="0000EE"/>
-            <w:u w:val="single"/>
-          </w:rPr>
-          <w:t>مزمور 16:8–11</w:t>
-        </w:r>
-      </w:hyperlink>
+      <w:r>
+        <w:rPr>
+          <w:rtl/>
+          <w:cs/>
+          <w:lang w:val="ar_AE" w:bidi="ar_AE"/>
+        </w:rPr>
+        <w:t>مزمور 16:8–11</w:t>
+      </w:r>
       <w:r>
         <w:rPr>
           <w:rtl/>
@@ -720,20 +660,14 @@
         </w:rPr>
         <w:t xml:space="preserve">، كما ورد في </w:t>
       </w:r>
-      <w:hyperlink r:id="rId23">
-        <w:r>
-          <w:rPr>
-            <w:rtl/>
-            <w:cs/>
-            <w:lang w:val="ar_AE" w:bidi="ar_AE"/>
-          </w:rPr>
-          <w:rPr>
-            <w:color w:val="0000EE"/>
-            <w:u w:val="single"/>
-          </w:rPr>
-          <w:t>أعمال الرسل 2:25–28</w:t>
-        </w:r>
-      </w:hyperlink>
+      <w:r>
+        <w:rPr>
+          <w:rtl/>
+          <w:cs/>
+          <w:lang w:val="ar_AE" w:bidi="ar_AE"/>
+        </w:rPr>
+        <w:t>أعمال الرسل 2:25–28</w:t>
+      </w:r>
       <w:r>
         <w:rPr>
           <w:rtl/>
@@ -762,20 +696,14 @@
         </w:rPr>
         <w:t xml:space="preserve">وفقًا لما ورد في </w:t>
       </w:r>
-      <w:hyperlink r:id="rId13">
-        <w:r>
-          <w:rPr>
-            <w:rtl/>
-            <w:cs/>
-            <w:lang w:val="ar_AE" w:bidi="ar_AE"/>
-          </w:rPr>
-          <w:rPr>
-            <w:color w:val="0000EE"/>
-            <w:u w:val="single"/>
-          </w:rPr>
-          <w:t>لوقا 24:27</w:t>
-        </w:r>
-      </w:hyperlink>
+      <w:r>
+        <w:rPr>
+          <w:rtl/>
+          <w:cs/>
+          <w:lang w:val="ar_AE" w:bidi="ar_AE"/>
+        </w:rPr>
+        <w:t>لوقا 24:27</w:t>
+      </w:r>
       <w:r>
         <w:rPr>
           <w:rtl/>
@@ -800,20 +728,14 @@
         </w:rPr>
         <w:t>" (</w:t>
       </w:r>
-      <w:hyperlink r:id="rId24">
-        <w:r>
-          <w:rPr>
-            <w:rtl/>
-            <w:cs/>
-            <w:lang w:val="ar_AE" w:bidi="ar_AE"/>
-          </w:rPr>
-          <w:rPr>
-            <w:color w:val="0000EE"/>
-            <w:u w:val="single"/>
-          </w:rPr>
-          <w:t>رومية 10:4</w:t>
-        </w:r>
-      </w:hyperlink>
+      <w:r>
+        <w:rPr>
+          <w:rtl/>
+          <w:cs/>
+          <w:lang w:val="ar_AE" w:bidi="ar_AE"/>
+        </w:rPr>
+        <w:t>رومية 10:4</w:t>
+      </w:r>
       <w:r>
         <w:rPr>
           <w:rtl/>
@@ -822,20 +744,14 @@
         </w:rPr>
         <w:t>). جميع أسفار العهد القديم، بما في ذلك ناموس موسى والأنبياء والمزامير، تظهر قصة الله للخلاص (</w:t>
       </w:r>
-      <w:hyperlink r:id="rId25">
-        <w:r>
-          <w:rPr>
-            <w:rtl/>
-            <w:cs/>
-            <w:lang w:val="ar_AE" w:bidi="ar_AE"/>
-          </w:rPr>
-          <w:rPr>
-            <w:color w:val="0000EE"/>
-            <w:u w:val="single"/>
-          </w:rPr>
-          <w:t>لوقا 24:44</w:t>
-        </w:r>
-      </w:hyperlink>
+      <w:r>
+        <w:rPr>
+          <w:rtl/>
+          <w:cs/>
+          <w:lang w:val="ar_AE" w:bidi="ar_AE"/>
+        </w:rPr>
+        <w:t>لوقا 24:44</w:t>
+      </w:r>
       <w:r>
         <w:rPr>
           <w:rtl/>
@@ -877,20 +793,14 @@
           <w:lang w:val="ar_AE" w:bidi="ar_AE"/>
         </w:rPr>
       </w:r>
-      <w:hyperlink r:id="rId26">
-        <w:r>
-          <w:rPr>
-            <w:rtl/>
-            <w:cs/>
-            <w:lang w:val="ar_AE" w:bidi="ar_AE"/>
-          </w:rPr>
-          <w:rPr>
-            <w:color w:val="0000EE"/>
-            <w:u w:val="single"/>
-          </w:rPr>
-          <w:t>لوقا ٢٤: ١٣–٤٩</w:t>
-        </w:r>
-      </w:hyperlink>
+      <w:r>
+        <w:rPr>
+          <w:rtl/>
+          <w:cs/>
+          <w:lang w:val="ar_AE" w:bidi="ar_AE"/>
+        </w:rPr>
+        <w:t>لوقا ٢٤: ١٣–٤٩</w:t>
+      </w:r>
       <w:r>
         <w:rPr>
           <w:rtl/>
@@ -899,20 +809,14 @@
         </w:rPr>
         <w:t xml:space="preserve">; </w:t>
       </w:r>
-      <w:hyperlink r:id="rId24">
-        <w:r>
-          <w:rPr>
-            <w:rtl/>
-            <w:cs/>
-            <w:lang w:val="ar_AE" w:bidi="ar_AE"/>
-          </w:rPr>
-          <w:rPr>
-            <w:color w:val="0000EE"/>
-            <w:u w:val="single"/>
-          </w:rPr>
-          <w:t>رومية ١٠: ٤</w:t>
-        </w:r>
-      </w:hyperlink>
+      <w:r>
+        <w:rPr>
+          <w:rtl/>
+          <w:cs/>
+          <w:lang w:val="ar_AE" w:bidi="ar_AE"/>
+        </w:rPr>
+        <w:t>رومية ١٠: ٤</w:t>
+      </w:r>
       <w:r>
         <w:rPr>
           <w:rtl/>
